--- a/public/resume/JPD1PageResumeDSE_090426.docx
+++ b/public/resume/JPD1PageResumeDSE_090426.docx
@@ -933,7 +933,10 @@
         </w:rPr>
       </w:pPr>
       <w:r>
-        <w:rPr/>
+        <w:rPr>
+          <w:sz w:val="22"/>
+          <w:szCs w:val="22"/>
+        </w:rPr>
       </w:r>
     </w:p>
     <w:p>
@@ -993,7 +996,7 @@
           <w:sz w:val="22"/>
           <w:szCs w:val="22"/>
         </w:rPr>
-        <w:t>Lead Developer | Active Development</w:t>
+        <w:t>Lead Developer</w:t>
       </w:r>
     </w:p>
     <w:p>
@@ -1015,14 +1018,7 @@
           <w:sz w:val="22"/>
           <w:szCs w:val="22"/>
         </w:rPr>
-        <w:t>Designing</w:t>
-      </w:r>
-      <w:r>
-        <w:rPr>
-          <w:sz w:val="22"/>
-          <w:szCs w:val="22"/>
-        </w:rPr>
-        <w:t xml:space="preserve"> a local-first data processing engine designed to execute relational SQL operations across non-relational data sources via a facade pattern.</w:t>
+        <w:t>Designing a local-first data processing engine designed to execute relational SQL operations across non-relational data sources via a facade pattern.</w:t>
       </w:r>
     </w:p>
     <w:p>
@@ -1061,7 +1057,7 @@
           <w:sz w:val="22"/>
           <w:szCs w:val="22"/>
         </w:rPr>
-        <w:t>Speed Score (Vertically Integrated Project) | Frontend Infrastructure Engineer | Active Development</w:t>
+        <w:t>Speed Score (Vertically Integrated Project) | Frontend Infrastructure Engineer</w:t>
       </w:r>
     </w:p>
     <w:p>
@@ -1131,7 +1127,7 @@
           <w:sz w:val="22"/>
           <w:szCs w:val="22"/>
         </w:rPr>
-        <w:t>Lead Developer | Active Development</w:t>
+        <w:t>Lead Developer</w:t>
       </w:r>
     </w:p>
     <w:p>
@@ -1151,7 +1147,7 @@
           <w:sz w:val="22"/>
           <w:szCs w:val="22"/>
         </w:rPr>
-        <w:t>Developin</w:t>
+        <w:t>Develop</w:t>
       </w:r>
       <w:r>
         <w:rPr>
@@ -1159,7 +1155,7 @@
           <w:sz w:val="22"/>
           <w:szCs w:val="22"/>
         </w:rPr>
-        <w:t>g</w:t>
+        <w:t>ed</w:t>
       </w:r>
       <w:r>
         <w:rPr>
@@ -1167,7 +1163,23 @@
           <w:sz w:val="22"/>
           <w:szCs w:val="22"/>
         </w:rPr>
-        <w:t xml:space="preserve"> a professional website using the MERN stack integrated with Next.js (</w:t>
+        <w:t xml:space="preserve"> a professional website using the MERN stack integrated with Next.js, </w:t>
+      </w:r>
+      <w:r>
+        <w:rPr>
+          <w:i/>
+          <w:sz w:val="22"/>
+          <w:szCs w:val="22"/>
+        </w:rPr>
+        <w:t>migrated website to Astro.js and React.</w:t>
+      </w:r>
+      <w:r>
+        <w:rPr>
+          <w:i/>
+          <w:sz w:val="22"/>
+          <w:szCs w:val="22"/>
+        </w:rPr>
+        <w:t xml:space="preserve"> (</w:t>
       </w:r>
       <w:hyperlink r:id="rId4" w:tgtFrame="_blank">
         <w:r>
